--- a/Fase 2/Evidencias Proyecto/Evidencias de sistema/Base de datos/Documento_de_Modelo_de_Datos_SIGPA_JCifuentes_FGaete_AOlivares.docx
+++ b/Fase 2/Evidencias Proyecto/Evidencias de sistema/Base de datos/Documento_de_Modelo_de_Datos_SIGPA_JCifuentes_FGaete_AOlivares.docx
@@ -466,7 +466,7 @@
       <w:r>
         <w:fldChar w:fldCharType="separate"/>
       </w:r>
-      <w:hyperlink w:anchor="_Toc244185507" w:history="1">
+      <w:hyperlink w:anchor="_Toc244185881" w:history="1">
         <w:r>
           <w:rPr>
             <w:rStyle w:val="Hipervnculo"/>
@@ -493,7 +493,7 @@
             <w:noProof/>
             <w:webHidden/>
           </w:rPr>
-          <w:instrText xml:space="preserve"> PAGEREF _Toc244185507 \h </w:instrText>
+          <w:instrText xml:space="preserve"> PAGEREF _Toc244185881 \h </w:instrText>
         </w:r>
         <w:r>
           <w:rPr>
@@ -536,7 +536,7 @@
           <w14:ligatures w14:val="standardContextual"/>
         </w:rPr>
       </w:pPr>
-      <w:hyperlink w:anchor="_Toc244185508" w:history="1">
+      <w:hyperlink w:anchor="_Toc244185882" w:history="1">
         <w:r>
           <w:rPr>
             <w:rStyle w:val="Hipervnculo"/>
@@ -563,7 +563,7 @@
             <w:noProof/>
             <w:webHidden/>
           </w:rPr>
-          <w:instrText xml:space="preserve"> PAGEREF _Toc244185508 \h </w:instrText>
+          <w:instrText xml:space="preserve"> PAGEREF _Toc244185882 \h </w:instrText>
         </w:r>
         <w:r>
           <w:rPr>
@@ -606,7 +606,7 @@
           <w14:ligatures w14:val="standardContextual"/>
         </w:rPr>
       </w:pPr>
-      <w:hyperlink w:anchor="_Toc244185509" w:history="1">
+      <w:hyperlink w:anchor="_Toc244185883" w:history="1">
         <w:r>
           <w:rPr>
             <w:rStyle w:val="Hipervnculo"/>
@@ -633,7 +633,7 @@
             <w:noProof/>
             <w:webHidden/>
           </w:rPr>
-          <w:instrText xml:space="preserve"> PAGEREF _Toc244185509 \h </w:instrText>
+          <w:instrText xml:space="preserve"> PAGEREF _Toc244185883 \h </w:instrText>
         </w:r>
         <w:r>
           <w:rPr>
@@ -676,7 +676,7 @@
           <w14:ligatures w14:val="standardContextual"/>
         </w:rPr>
       </w:pPr>
-      <w:hyperlink w:anchor="_Toc244185510" w:history="1">
+      <w:hyperlink w:anchor="_Toc244185884" w:history="1">
         <w:r>
           <w:rPr>
             <w:rStyle w:val="Hipervnculo"/>
@@ -703,7 +703,7 @@
             <w:noProof/>
             <w:webHidden/>
           </w:rPr>
-          <w:instrText xml:space="preserve"> PAGEREF _Toc244185510 \h </w:instrText>
+          <w:instrText xml:space="preserve"> PAGEREF _Toc244185884 \h </w:instrText>
         </w:r>
         <w:r>
           <w:rPr>
@@ -746,7 +746,7 @@
           <w14:ligatures w14:val="standardContextual"/>
         </w:rPr>
       </w:pPr>
-      <w:hyperlink w:anchor="_Toc244185511" w:history="1">
+      <w:hyperlink w:anchor="_Toc244185885" w:history="1">
         <w:r>
           <w:rPr>
             <w:rStyle w:val="Hipervnculo"/>
@@ -773,7 +773,7 @@
             <w:noProof/>
             <w:webHidden/>
           </w:rPr>
-          <w:instrText xml:space="preserve"> PAGEREF _Toc244185511 \h </w:instrText>
+          <w:instrText xml:space="preserve"> PAGEREF _Toc244185885 \h </w:instrText>
         </w:r>
         <w:r>
           <w:rPr>
@@ -816,7 +816,7 @@
           <w14:ligatures w14:val="standardContextual"/>
         </w:rPr>
       </w:pPr>
-      <w:hyperlink w:anchor="_Toc244185512" w:history="1">
+      <w:hyperlink w:anchor="_Toc244185886" w:history="1">
         <w:r>
           <w:rPr>
             <w:rStyle w:val="Hipervnculo"/>
@@ -843,7 +843,7 @@
             <w:noProof/>
             <w:webHidden/>
           </w:rPr>
-          <w:instrText xml:space="preserve"> PAGEREF _Toc244185512 \h </w:instrText>
+          <w:instrText xml:space="preserve"> PAGEREF _Toc244185886 \h </w:instrText>
         </w:r>
         <w:r>
           <w:rPr>
@@ -886,7 +886,7 @@
           <w14:ligatures w14:val="standardContextual"/>
         </w:rPr>
       </w:pPr>
-      <w:hyperlink w:anchor="_Toc244185513" w:history="1">
+      <w:hyperlink w:anchor="_Toc244185887" w:history="1">
         <w:r>
           <w:rPr>
             <w:rStyle w:val="Hipervnculo"/>
@@ -913,7 +913,7 @@
             <w:noProof/>
             <w:webHidden/>
           </w:rPr>
-          <w:instrText xml:space="preserve"> PAGEREF _Toc244185513 \h </w:instrText>
+          <w:instrText xml:space="preserve"> PAGEREF _Toc244185887 \h </w:instrText>
         </w:r>
         <w:r>
           <w:rPr>
@@ -956,7 +956,7 @@
           <w14:ligatures w14:val="standardContextual"/>
         </w:rPr>
       </w:pPr>
-      <w:hyperlink w:anchor="_Toc244185514" w:history="1">
+      <w:hyperlink w:anchor="_Toc244185888" w:history="1">
         <w:r>
           <w:rPr>
             <w:rStyle w:val="Hipervnculo"/>
@@ -983,7 +983,7 @@
             <w:noProof/>
             <w:webHidden/>
           </w:rPr>
-          <w:instrText xml:space="preserve"> PAGEREF _Toc244185514 \h </w:instrText>
+          <w:instrText xml:space="preserve"> PAGEREF _Toc244185888 \h </w:instrText>
         </w:r>
         <w:r>
           <w:rPr>
@@ -1026,7 +1026,7 @@
           <w14:ligatures w14:val="standardContextual"/>
         </w:rPr>
       </w:pPr>
-      <w:hyperlink w:anchor="_Toc244185515" w:history="1">
+      <w:hyperlink w:anchor="_Toc244185889" w:history="1">
         <w:r>
           <w:rPr>
             <w:rStyle w:val="Hipervnculo"/>
@@ -1053,7 +1053,7 @@
             <w:noProof/>
             <w:webHidden/>
           </w:rPr>
-          <w:instrText xml:space="preserve"> PAGEREF _Toc244185515 \h </w:instrText>
+          <w:instrText xml:space="preserve"> PAGEREF _Toc244185889 \h </w:instrText>
         </w:r>
         <w:r>
           <w:rPr>
@@ -1096,7 +1096,7 @@
           <w14:ligatures w14:val="standardContextual"/>
         </w:rPr>
       </w:pPr>
-      <w:hyperlink w:anchor="_Toc244185516" w:history="1">
+      <w:hyperlink w:anchor="_Toc244185890" w:history="1">
         <w:r>
           <w:rPr>
             <w:rStyle w:val="Hipervnculo"/>
@@ -1123,7 +1123,7 @@
             <w:noProof/>
             <w:webHidden/>
           </w:rPr>
-          <w:instrText xml:space="preserve"> PAGEREF _Toc244185516 \h </w:instrText>
+          <w:instrText xml:space="preserve"> PAGEREF _Toc244185890 \h </w:instrText>
         </w:r>
         <w:r>
           <w:rPr>
@@ -1166,7 +1166,7 @@
           <w14:ligatures w14:val="standardContextual"/>
         </w:rPr>
       </w:pPr>
-      <w:hyperlink w:anchor="_Toc244185517" w:history="1">
+      <w:hyperlink w:anchor="_Toc244185891" w:history="1">
         <w:r>
           <w:rPr>
             <w:rStyle w:val="Hipervnculo"/>
@@ -1193,7 +1193,7 @@
             <w:noProof/>
             <w:webHidden/>
           </w:rPr>
-          <w:instrText xml:space="preserve"> PAGEREF _Toc244185517 \h </w:instrText>
+          <w:instrText xml:space="preserve"> PAGEREF _Toc244185891 \h </w:instrText>
         </w:r>
         <w:r>
           <w:rPr>
@@ -1236,7 +1236,7 @@
           <w14:ligatures w14:val="standardContextual"/>
         </w:rPr>
       </w:pPr>
-      <w:hyperlink w:anchor="_Toc244185518" w:history="1">
+      <w:hyperlink w:anchor="_Toc244185892" w:history="1">
         <w:r>
           <w:rPr>
             <w:rStyle w:val="Hipervnculo"/>
@@ -1263,7 +1263,7 @@
             <w:noProof/>
             <w:webHidden/>
           </w:rPr>
-          <w:instrText xml:space="preserve"> PAGEREF _Toc244185518 \h </w:instrText>
+          <w:instrText xml:space="preserve"> PAGEREF _Toc244185892 \h </w:instrText>
         </w:r>
         <w:r>
           <w:rPr>
@@ -1306,7 +1306,7 @@
           <w14:ligatures w14:val="standardContextual"/>
         </w:rPr>
       </w:pPr>
-      <w:hyperlink w:anchor="_Toc244185519" w:history="1">
+      <w:hyperlink w:anchor="_Toc244185893" w:history="1">
         <w:r>
           <w:rPr>
             <w:rStyle w:val="Hipervnculo"/>
@@ -1333,7 +1333,7 @@
             <w:noProof/>
             <w:webHidden/>
           </w:rPr>
-          <w:instrText xml:space="preserve"> PAGEREF _Toc244185519 \h </w:instrText>
+          <w:instrText xml:space="preserve"> PAGEREF _Toc244185893 \h </w:instrText>
         </w:r>
         <w:r>
           <w:rPr>
@@ -1376,7 +1376,7 @@
           <w14:ligatures w14:val="standardContextual"/>
         </w:rPr>
       </w:pPr>
-      <w:hyperlink w:anchor="_Toc244185520" w:history="1">
+      <w:hyperlink w:anchor="_Toc244185894" w:history="1">
         <w:r>
           <w:rPr>
             <w:rStyle w:val="Hipervnculo"/>
@@ -1403,7 +1403,7 @@
             <w:noProof/>
             <w:webHidden/>
           </w:rPr>
-          <w:instrText xml:space="preserve"> PAGEREF _Toc244185520 \h </w:instrText>
+          <w:instrText xml:space="preserve"> PAGEREF _Toc244185894 \h </w:instrText>
         </w:r>
         <w:r>
           <w:rPr>
@@ -1446,7 +1446,7 @@
           <w14:ligatures w14:val="standardContextual"/>
         </w:rPr>
       </w:pPr>
-      <w:hyperlink w:anchor="_Toc244185521" w:history="1">
+      <w:hyperlink w:anchor="_Toc244185895" w:history="1">
         <w:r>
           <w:rPr>
             <w:rStyle w:val="Hipervnculo"/>
@@ -1473,7 +1473,7 @@
             <w:noProof/>
             <w:webHidden/>
           </w:rPr>
-          <w:instrText xml:space="preserve"> PAGEREF _Toc244185521 \h </w:instrText>
+          <w:instrText xml:space="preserve"> PAGEREF _Toc244185895 \h </w:instrText>
         </w:r>
         <w:r>
           <w:rPr>
@@ -1516,7 +1516,7 @@
           <w14:ligatures w14:val="standardContextual"/>
         </w:rPr>
       </w:pPr>
-      <w:hyperlink w:anchor="_Toc244185522" w:history="1">
+      <w:hyperlink w:anchor="_Toc244185896" w:history="1">
         <w:r>
           <w:rPr>
             <w:rStyle w:val="Hipervnculo"/>
@@ -1543,7 +1543,7 @@
             <w:noProof/>
             <w:webHidden/>
           </w:rPr>
-          <w:instrText xml:space="preserve"> PAGEREF _Toc244185522 \h </w:instrText>
+          <w:instrText xml:space="preserve"> PAGEREF _Toc244185896 \h </w:instrText>
         </w:r>
         <w:r>
           <w:rPr>
@@ -1586,7 +1586,7 @@
           <w14:ligatures w14:val="standardContextual"/>
         </w:rPr>
       </w:pPr>
-      <w:hyperlink w:anchor="_Toc244185523" w:history="1">
+      <w:hyperlink w:anchor="_Toc244185897" w:history="1">
         <w:r>
           <w:rPr>
             <w:rStyle w:val="Hipervnculo"/>
@@ -1613,7 +1613,7 @@
             <w:noProof/>
             <w:webHidden/>
           </w:rPr>
-          <w:instrText xml:space="preserve"> PAGEREF _Toc244185523 \h </w:instrText>
+          <w:instrText xml:space="preserve"> PAGEREF _Toc244185897 \h </w:instrText>
         </w:r>
         <w:r>
           <w:rPr>
@@ -1656,7 +1656,7 @@
           <w14:ligatures w14:val="standardContextual"/>
         </w:rPr>
       </w:pPr>
-      <w:hyperlink w:anchor="_Toc244185524" w:history="1">
+      <w:hyperlink w:anchor="_Toc244185898" w:history="1">
         <w:r>
           <w:rPr>
             <w:rStyle w:val="Hipervnculo"/>
@@ -1683,7 +1683,7 @@
             <w:noProof/>
             <w:webHidden/>
           </w:rPr>
-          <w:instrText xml:space="preserve"> PAGEREF _Toc244185524 \h </w:instrText>
+          <w:instrText xml:space="preserve"> PAGEREF _Toc244185898 \h </w:instrText>
         </w:r>
         <w:r>
           <w:rPr>
@@ -1726,7 +1726,7 @@
           <w14:ligatures w14:val="standardContextual"/>
         </w:rPr>
       </w:pPr>
-      <w:hyperlink w:anchor="_Toc244185525" w:history="1">
+      <w:hyperlink w:anchor="_Toc244185899" w:history="1">
         <w:r>
           <w:rPr>
             <w:rStyle w:val="Hipervnculo"/>
@@ -1753,7 +1753,7 @@
             <w:noProof/>
             <w:webHidden/>
           </w:rPr>
-          <w:instrText xml:space="preserve"> PAGEREF _Toc244185525 \h </w:instrText>
+          <w:instrText xml:space="preserve"> PAGEREF _Toc244185899 \h </w:instrText>
         </w:r>
         <w:r>
           <w:rPr>
@@ -1795,7 +1795,7 @@
         <w:pageBreakBefore/>
       </w:pPr>
       <w:bookmarkStart w:id="1" w:name="_2nt386fm33zg" w:colFirst="0" w:colLast="0"/>
-      <w:bookmarkStart w:id="2" w:name="_Toc244185507"/>
+      <w:bookmarkStart w:id="2" w:name="_Toc244185881"/>
       <w:bookmarkEnd w:id="1"/>
       <w:r>
         <w:t>Datos del documento</w:t>
@@ -2861,7 +2861,7 @@
         <w:pageBreakBefore/>
         <w:spacing w:before="360" w:after="120"/>
       </w:pPr>
-      <w:bookmarkStart w:id="5" w:name="_Toc244185508"/>
+      <w:bookmarkStart w:id="5" w:name="_Toc244185882"/>
       <w:r>
         <w:rPr>
           <w:sz w:val="30"/>
@@ -3169,7 +3169,7 @@
         <w:pStyle w:val="Ttulo1"/>
         <w:spacing w:before="360" w:after="120"/>
       </w:pPr>
-      <w:bookmarkStart w:id="6" w:name="_Toc244185509"/>
+      <w:bookmarkStart w:id="6" w:name="_Toc244185883"/>
       <w:r>
         <w:rPr>
           <w:sz w:val="30"/>
@@ -3190,7 +3190,7 @@
           <w:noProof/>
         </w:rPr>
         <w:drawing>
-          <wp:inline distT="0" distB="0" distL="0" distR="0" wp14:anchorId="22AFF88C" wp14:editId="53DEE6EE">
+          <wp:inline distT="0" distB="0" distL="0" distR="0" wp14:anchorId="1F42B482" wp14:editId="5D13A4E9">
             <wp:extent cx="4320000" cy="7337799"/>
             <wp:effectExtent l="0" t="0" r="0" b="0"/>
             <wp:docPr id="1001" name="Figura 1"/>
@@ -3242,7 +3242,7 @@
         <w:pStyle w:val="Ttulo1"/>
         <w:spacing w:before="360" w:after="120"/>
       </w:pPr>
-      <w:bookmarkStart w:id="7" w:name="_Toc244185510"/>
+      <w:bookmarkStart w:id="7" w:name="_Toc244185884"/>
       <w:r>
         <w:rPr>
           <w:sz w:val="30"/>
@@ -3529,7 +3529,7 @@
         <w:pStyle w:val="Ttulo1"/>
         <w:spacing w:before="360" w:after="120"/>
       </w:pPr>
-      <w:bookmarkStart w:id="8" w:name="_Toc244185511"/>
+      <w:bookmarkStart w:id="8" w:name="_Toc244185885"/>
       <w:r>
         <w:rPr>
           <w:sz w:val="30"/>
@@ -3552,7 +3552,7 @@
         <w:pStyle w:val="Ttulo2"/>
         <w:spacing w:before="240" w:after="120"/>
       </w:pPr>
-      <w:bookmarkStart w:id="9" w:name="_Toc244185512"/>
+      <w:bookmarkStart w:id="9" w:name="_Toc244185886"/>
       <w:r>
         <w:rPr>
           <w:sz w:val="25"/>
@@ -5212,7 +5212,7 @@
         <w:pStyle w:val="Ttulo2"/>
         <w:spacing w:before="240" w:after="120"/>
       </w:pPr>
-      <w:bookmarkStart w:id="10" w:name="_Toc244185513"/>
+      <w:bookmarkStart w:id="10" w:name="_Toc244185887"/>
       <w:r>
         <w:rPr>
           <w:sz w:val="25"/>
@@ -5566,7 +5566,7 @@
         <w:pStyle w:val="Ttulo2"/>
         <w:spacing w:before="240" w:after="120"/>
       </w:pPr>
-      <w:bookmarkStart w:id="11" w:name="_Toc244185514"/>
+      <w:bookmarkStart w:id="11" w:name="_Toc244185888"/>
       <w:r>
         <w:rPr>
           <w:sz w:val="25"/>
@@ -6012,7 +6012,7 @@
         <w:pStyle w:val="Ttulo2"/>
         <w:spacing w:before="240" w:after="120"/>
       </w:pPr>
-      <w:bookmarkStart w:id="12" w:name="_Toc244185515"/>
+      <w:bookmarkStart w:id="12" w:name="_Toc244185889"/>
       <w:r>
         <w:rPr>
           <w:sz w:val="25"/>
@@ -6366,7 +6366,7 @@
         <w:pStyle w:val="Ttulo2"/>
         <w:spacing w:before="240" w:after="120"/>
       </w:pPr>
-      <w:bookmarkStart w:id="13" w:name="_Toc244185516"/>
+      <w:bookmarkStart w:id="13" w:name="_Toc244185890"/>
       <w:r>
         <w:rPr>
           <w:sz w:val="25"/>
@@ -7063,7 +7063,7 @@
         <w:pStyle w:val="Ttulo2"/>
         <w:spacing w:before="240" w:after="120"/>
       </w:pPr>
-      <w:bookmarkStart w:id="14" w:name="_Toc244185517"/>
+      <w:bookmarkStart w:id="14" w:name="_Toc244185891"/>
       <w:r>
         <w:rPr>
           <w:sz w:val="25"/>
@@ -7417,7 +7417,7 @@
         <w:pStyle w:val="Ttulo2"/>
         <w:spacing w:before="240" w:after="120"/>
       </w:pPr>
-      <w:bookmarkStart w:id="15" w:name="_Toc244185518"/>
+      <w:bookmarkStart w:id="15" w:name="_Toc244185892"/>
       <w:r>
         <w:rPr>
           <w:sz w:val="25"/>
@@ -8636,7 +8636,7 @@
         <w:pStyle w:val="Ttulo2"/>
         <w:spacing w:before="240" w:after="120"/>
       </w:pPr>
-      <w:bookmarkStart w:id="16" w:name="_Toc244185519"/>
+      <w:bookmarkStart w:id="16" w:name="_Toc244185893"/>
       <w:r>
         <w:rPr>
           <w:sz w:val="25"/>
@@ -9336,7 +9336,7 @@
         <w:pStyle w:val="Ttulo2"/>
         <w:spacing w:before="240" w:after="120"/>
       </w:pPr>
-      <w:bookmarkStart w:id="17" w:name="_Toc244185520"/>
+      <w:bookmarkStart w:id="17" w:name="_Toc244185894"/>
       <w:r>
         <w:rPr>
           <w:sz w:val="25"/>
@@ -10384,7 +10384,7 @@
         <w:pStyle w:val="Ttulo2"/>
         <w:spacing w:before="240" w:after="120"/>
       </w:pPr>
-      <w:bookmarkStart w:id="18" w:name="_Toc244185521"/>
+      <w:bookmarkStart w:id="18" w:name="_Toc244185895"/>
       <w:r>
         <w:rPr>
           <w:sz w:val="25"/>
@@ -10919,7 +10919,7 @@
         <w:pStyle w:val="Ttulo2"/>
         <w:spacing w:before="240" w:after="120"/>
       </w:pPr>
-      <w:bookmarkStart w:id="19" w:name="_Toc244185522"/>
+      <w:bookmarkStart w:id="19" w:name="_Toc244185896"/>
       <w:r>
         <w:rPr>
           <w:sz w:val="25"/>
@@ -11787,7 +11787,7 @@
         <w:pStyle w:val="Ttulo1"/>
         <w:spacing w:before="360" w:after="120"/>
       </w:pPr>
-      <w:bookmarkStart w:id="20" w:name="_Toc244185523"/>
+      <w:bookmarkStart w:id="20" w:name="_Toc244185897"/>
       <w:r>
         <w:rPr>
           <w:sz w:val="30"/>
@@ -12412,7 +12412,7 @@
         <w:pStyle w:val="Ttulo1"/>
         <w:spacing w:before="360" w:after="120"/>
       </w:pPr>
-      <w:bookmarkStart w:id="21" w:name="_Toc244185524"/>
+      <w:bookmarkStart w:id="21" w:name="_Toc244185898"/>
       <w:r>
         <w:rPr>
           <w:sz w:val="30"/>
@@ -12507,7 +12507,7 @@
         <w:pStyle w:val="Ttulo1"/>
         <w:spacing w:before="360" w:after="120"/>
       </w:pPr>
-      <w:bookmarkStart w:id="22" w:name="_Toc244185525"/>
+      <w:bookmarkStart w:id="22" w:name="_Toc244185899"/>
       <w:r>
         <w:rPr>
           <w:sz w:val="30"/>
@@ -13416,7 +13416,7 @@
         <w:noProof/>
       </w:rPr>
       <w:drawing>
-        <wp:anchor distT="0" distB="0" distL="0" distR="0" simplePos="0" relativeHeight="251658240" behindDoc="0" locked="0" layoutInCell="1" hidden="0" allowOverlap="1" wp14:anchorId="3DB73E31" wp14:editId="39D9B205">
+        <wp:anchor distT="0" distB="0" distL="0" distR="0" simplePos="0" relativeHeight="251658240" behindDoc="0" locked="0" layoutInCell="1" hidden="0" allowOverlap="1" wp14:anchorId="715C3208" wp14:editId="78F84AAD">
           <wp:simplePos x="0" y="0"/>
           <wp:positionH relativeFrom="column">
             <wp:posOffset>-828673</wp:posOffset>
@@ -13503,9 +13503,9 @@
 <file path=word/numbering.xml><?xml version="1.0" encoding="utf-8"?>
 <w:numbering xmlns:wpc="http://schemas.microsoft.com/office/word/2010/wordprocessingCanvas" xmlns:cx="http://schemas.microsoft.com/office/drawing/2014/chartex" xmlns:cx1="http://schemas.microsoft.com/office/drawing/2015/9/8/chartex" xmlns:cx2="http://schemas.microsoft.com/office/drawing/2015/10/21/chartex" xmlns:cx3="http://schemas.microsoft.com/office/drawing/2016/5/9/chartex" xmlns:cx4="http://schemas.microsoft.com/office/drawing/2016/5/10/chartex" xmlns:cx5="http://schemas.microsoft.com/office/drawing/2016/5/11/chartex" xmlns:cx6="http://schemas.microsoft.com/office/drawing/2016/5/12/chartex" xmlns:cx7="http://schemas.microsoft.com/office/drawing/2016/5/13/chartex" xmlns:cx8="http://schemas.microsoft.com/office/drawing/2016/5/14/chartex" xmlns:mc="http://schemas.openxmlformats.org/markup-compatibility/2006" xmlns:aink="http://schemas.microsoft.com/office/drawing/2016/ink" xmlns:am3d="http://schemas.microsoft.com/office/drawing/2017/model3d" xmlns:o="urn:schemas-microsoft-com:office:office" xmlns:oel="http://schemas.microsoft.com/office/2019/extlst" xmlns:r="http://schemas.openxmlformats.org/officeDocument/2006/relationships" xmlns:m="http://schemas.openxmlformats.org/officeDocument/2006/math" xmlns:v="urn:schemas-microsoft-com:vml" xmlns:wp14="http://schemas.microsoft.com/office/word/2010/wordprocessingDrawing" xmlns:wp="http://schemas.openxmlformats.org/drawingml/2006/wordprocessingDrawing" xmlns:w10="urn:schemas-microsoft-com:office:word" xmlns:w="http://schemas.openxmlformats.org/wordprocessingml/2006/main" xmlns:w14="http://schemas.microsoft.com/office/word/2010/wordml" xmlns:w15="http://schemas.microsoft.com/office/word/2012/wordml" xmlns:w16cex="http://schemas.microsoft.com/office/word/2018/wordml/cex" xmlns:w16cid="http://schemas.microsoft.com/office/word/2016/wordml/cid" xmlns:w16="http://schemas.microsoft.com/office/word/2018/wordml" xmlns:w16du="http://schemas.microsoft.com/office/word/2023/wordml/word16du" xmlns:w16sdtdh="http://schemas.microsoft.com/office/word/2020/wordml/sdtdatahash" xmlns:w16sdtfl="http://schemas.microsoft.com/office/word/2024/wordml/sdtformatlock" xmlns:w16se="http://schemas.microsoft.com/office/word/2015/wordml/symex" xmlns:wpg="http://schemas.microsoft.com/office/word/2010/wordprocessingGroup" xmlns:wpi="http://schemas.microsoft.com/office/word/2010/wordprocessingInk" xmlns:wne="http://schemas.microsoft.com/office/word/2006/wordml" xmlns:wps="http://schemas.microsoft.com/office/word/2010/wordprocessingShape" mc:Ignorable="w14 w15 w16se w16cid w16 w16cex w16sdtdh w16sdtfl w16du wp14">
   <w:abstractNum w:abstractNumId="0" w15:restartNumberingAfterBreak="0">
-    <w:nsid w:val="2F9652C9"/>
+    <w:nsid w:val="0A7B3CE8"/>
     <w:multiLevelType w:val="singleLevel"/>
-    <w:tmpl w:val="2CEA5CEE"/>
+    <w:tmpl w:val="808266BA"/>
     <w:lvl w:ilvl="0">
       <w:start w:val="1"/>
       <w:numFmt w:val="bullet"/>
@@ -13520,9 +13520,9 @@
     </w:lvl>
   </w:abstractNum>
   <w:abstractNum w:abstractNumId="1" w15:restartNumberingAfterBreak="0">
-    <w:nsid w:val="61DC0BDE"/>
+    <w:nsid w:val="48F7615A"/>
     <w:multiLevelType w:val="singleLevel"/>
-    <w:tmpl w:val="EA846C5A"/>
+    <w:tmpl w:val="0FF6B38A"/>
     <w:lvl w:ilvl="0">
       <w:start w:val="1"/>
       <w:numFmt w:val="decimal"/>
@@ -13536,7 +13536,7 @@
       </w:rPr>
     </w:lvl>
   </w:abstractNum>
-  <w:num w:numId="1" w16cid:durableId="998117898">
+  <w:num w:numId="1" w16cid:durableId="1032924376">
     <w:abstractNumId w:val="0"/>
   </w:num>
 </w:numbering>
@@ -14266,7 +14266,7 @@
     <w:basedOn w:val="Fuentedeprrafopredeter"/>
     <w:uiPriority w:val="99"/>
     <w:unhideWhenUsed/>
-    <w:rsid w:val="00101349"/>
+    <w:rsid w:val="00B8267E"/>
     <w:rPr>
       <w:color w:val="0000FF" w:themeColor="hyperlink"/>
       <w:u w:val="single"/>
